--- a/docs/files/resume-kim-myeongjun-en.docx
+++ b/docs/files/resume-kim-myeongjun-en.docx
@@ -363,6 +363,161 @@
           <w:color w:val="1C1917"/>
           <w:sz w:val="22"/>
         </w:rPr>
+        <w:t>ExplainSOC — Security-AI Performance Claim Checker (ALEPH Assignment 13)</w:t>
+      </w:r>
+      <w:r>
+        <w:rPr>
+          <w:rFonts w:ascii="Malgun Gothic" w:hAnsi="Malgun Gothic" w:eastAsia="Malgun Gothic"/>
+          <w:b w:val="0"/>
+          <w:color w:val="57534E"/>
+          <w:sz w:val="20"/>
+        </w:rPr>
+        <w:tab/>
+        <w:t>2026.09</w:t>
+      </w:r>
+    </w:p>
+    <w:p>
+      <w:pPr>
+        <w:keepNext/>
+        <w:spacing w:after="40"/>
+        <w:ind w:left="749" w:hanging="749"/>
+      </w:pPr>
+      <w:r>
+        <w:rPr>
+          <w:rFonts w:ascii="Malgun Gothic" w:hAnsi="Malgun Gothic" w:eastAsia="Malgun Gothic"/>
+          <w:b/>
+          <w:color w:val="57534E"/>
+          <w:sz w:val="20"/>
+        </w:rPr>
+        <w:t xml:space="preserve">Role  </w:t>
+      </w:r>
+      <w:r>
+        <w:rPr>
+          <w:rFonts w:ascii="Malgun Gothic" w:hAnsi="Malgun Gothic" w:eastAsia="Malgun Gothic"/>
+          <w:sz w:val="20"/>
+        </w:rPr>
+        <w:t>Planning · Front-end implementation · User observation · Validation · Deployment</w:t>
+      </w:r>
+    </w:p>
+    <w:p>
+      <w:pPr>
+        <w:keepNext/>
+        <w:spacing w:after="40"/>
+        <w:ind w:left="749" w:hanging="749"/>
+      </w:pPr>
+      <w:r>
+        <w:rPr>
+          <w:rFonts w:ascii="Malgun Gothic" w:hAnsi="Malgun Gothic" w:eastAsia="Malgun Gothic"/>
+          <w:b/>
+          <w:color w:val="57534E"/>
+          <w:sz w:val="20"/>
+        </w:rPr>
+        <w:t xml:space="preserve">Scope  </w:t>
+      </w:r>
+      <w:r>
+        <w:rPr>
+          <w:rFonts w:ascii="Malgun Gothic" w:hAnsi="Malgun Gothic" w:eastAsia="Malgun Gothic"/>
+          <w:sz w:val="20"/>
+        </w:rPr>
+        <w:t>15 reading rules, conclusion card, paper lab, six user sessions, reproducible ZIP, GitHub Pages</w:t>
+      </w:r>
+    </w:p>
+    <w:p>
+      <w:pPr>
+        <w:keepNext/>
+        <w:spacing w:after="40"/>
+        <w:ind w:left="749" w:hanging="749"/>
+      </w:pPr>
+      <w:r>
+        <w:rPr>
+          <w:rFonts w:ascii="Malgun Gothic" w:hAnsi="Malgun Gothic" w:eastAsia="Malgun Gothic"/>
+          <w:b/>
+          <w:color w:val="57534E"/>
+          <w:sz w:val="20"/>
+        </w:rPr>
+        <w:t xml:space="preserve">Result  </w:t>
+      </w:r>
+      <w:r>
+        <w:rPr>
+          <w:rFonts w:ascii="Malgun Gothic" w:hAnsi="Malgun Gothic" w:eastAsia="Malgun Gothic"/>
+          <w:sz w:val="20"/>
+        </w:rPr>
+        <w:t>A fellow trainee reached the vendor questions on a phone unaided; 187 tests gate every deploy.</w:t>
+      </w:r>
+    </w:p>
+    <w:p>
+      <w:pPr>
+        <w:keepNext/>
+        <w:spacing w:after="40"/>
+        <w:ind w:left="749" w:hanging="749"/>
+      </w:pPr>
+      <w:r>
+        <w:rPr>
+          <w:rFonts w:ascii="Malgun Gothic" w:hAnsi="Malgun Gothic" w:eastAsia="Malgun Gothic"/>
+          <w:b/>
+          <w:color w:val="57534E"/>
+          <w:sz w:val="20"/>
+        </w:rPr>
+        <w:t xml:space="preserve">Stack  </w:t>
+      </w:r>
+      <w:r>
+        <w:rPr>
+          <w:rFonts w:ascii="Malgun Gothic" w:hAnsi="Malgun Gothic" w:eastAsia="Malgun Gothic"/>
+          <w:sz w:val="20"/>
+        </w:rPr>
+        <w:t>React 19 · TypeScript · Vite 8 · Vitest · Playwright</w:t>
+      </w:r>
+    </w:p>
+    <w:p>
+      <w:pPr>
+        <w:keepNext w:val="0"/>
+        <w:spacing w:after="40"/>
+      </w:pPr>
+      <w:hyperlink r:id="rId11">
+        <w:r>
+          <w:rPr>
+            <w:rFonts w:ascii="Malgun Gothic" w:hAnsi="Malgun Gothic" w:eastAsia="Malgun Gothic"/>
+            <w:color w:val="1D4ED8"/>
+            <w:u w:val="single"/>
+          </w:rPr>
+          <w:t>Try the app</w:t>
+        </w:r>
+      </w:hyperlink>
+      <w:r>
+        <w:rPr>
+          <w:rFonts w:ascii="Malgun Gothic" w:hAnsi="Malgun Gothic" w:eastAsia="Malgun Gothic"/>
+          <w:b w:val="0"/>
+          <w:color w:val="57534E"/>
+          <w:sz w:val="20"/>
+        </w:rPr>
+        <w:t xml:space="preserve">   ·   </w:t>
+      </w:r>
+      <w:hyperlink r:id="rId12">
+        <w:r>
+          <w:rPr>
+            <w:rFonts w:ascii="Malgun Gothic" w:hAnsi="Malgun Gothic" w:eastAsia="Malgun Gothic"/>
+            <w:color w:val="1D4ED8"/>
+            <w:u w:val="single"/>
+          </w:rPr>
+          <w:t>Public repository</w:t>
+        </w:r>
+      </w:hyperlink>
+    </w:p>
+    <w:p>
+      <w:pPr>
+        <w:keepNext/>
+        <w:tabs>
+          <w:tab w:pos="9746" w:val="right"/>
+        </w:tabs>
+        <w:spacing w:before="200" w:after="40"/>
+      </w:pPr>
+      <w:r>
+        <w:rPr>
+          <w:rFonts w:ascii="Malgun Gothic" w:hAnsi="Malgun Gothic" w:eastAsia="Malgun Gothic"/>
+          <w:b/>
+          <w:color w:val="1C1917"/>
+          <w:sz w:val="22"/>
+        </w:rPr>
         <w:t>CLOV — Team Project</w:t>
       </w:r>
       <w:r>
@@ -473,7 +628,7 @@
         <w:keepNext w:val="0"/>
         <w:spacing w:after="40"/>
       </w:pPr>
-      <w:hyperlink r:id="rId11">
+      <w:hyperlink r:id="rId13">
         <w:r>
           <w:rPr>
             <w:rFonts w:ascii="Malgun Gothic" w:hAnsi="Malgun Gothic" w:eastAsia="Malgun Gothic"/>
@@ -492,7 +647,7 @@
         </w:rPr>
         <w:t xml:space="preserve">   ·   </w:t>
       </w:r>
-      <w:hyperlink r:id="rId12">
+      <w:hyperlink r:id="rId14">
         <w:r>
           <w:rPr>
             <w:rFonts w:ascii="Malgun Gothic" w:hAnsi="Malgun Gothic" w:eastAsia="Malgun Gothic"/>
@@ -628,7 +783,7 @@
         <w:keepNext w:val="0"/>
         <w:spacing w:after="40"/>
       </w:pPr>
-      <w:hyperlink r:id="rId13">
+      <w:hyperlink r:id="rId15">
         <w:r>
           <w:rPr>
             <w:rFonts w:ascii="Malgun Gothic" w:hAnsi="Malgun Gothic" w:eastAsia="Malgun Gothic"/>
@@ -647,7 +802,7 @@
         </w:rPr>
         <w:t xml:space="preserve">   ·   </w:t>
       </w:r>
-      <w:hyperlink r:id="rId14">
+      <w:hyperlink r:id="rId16">
         <w:r>
           <w:rPr>
             <w:rFonts w:ascii="Malgun Gothic" w:hAnsi="Malgun Gothic" w:eastAsia="Malgun Gothic"/>
@@ -657,6 +812,24 @@
           <w:t>Public repository</w:t>
         </w:r>
       </w:hyperlink>
+    </w:p>
+    <w:p>
+      <w:pPr>
+        <w:keepNext/>
+        <w:spacing w:before="300" w:after="140"/>
+        <w:pBdr>
+          <w:bottom w:val="single" w:sz="6" w:space="4" w:color="D9D9D9"/>
+        </w:pBdr>
+      </w:pPr>
+      <w:r>
+        <w:rPr>
+          <w:rFonts w:ascii="Malgun Gothic" w:hAnsi="Malgun Gothic" w:eastAsia="Malgun Gothic"/>
+          <w:b/>
+          <w:color w:val="1C1917"/>
+          <w:sz w:val="23"/>
+        </w:rPr>
+        <w:t>Other Work</w:t>
+      </w:r>
     </w:p>
     <w:p>
       <w:pPr>
@@ -699,52 +872,6 @@
           <w:color w:val="57534E"/>
           <w:sz w:val="20"/>
         </w:rPr>
-        <w:t xml:space="preserve">Role  </w:t>
-      </w:r>
-      <w:r>
-        <w:rPr>
-          <w:rFonts w:ascii="Malgun Gothic" w:hAnsi="Malgun Gothic" w:eastAsia="Malgun Gothic"/>
-          <w:sz w:val="20"/>
-        </w:rPr>
-        <w:t>WebAuthn authentication design · Implementation · Validation · Deployment</w:t>
-      </w:r>
-    </w:p>
-    <w:p>
-      <w:pPr>
-        <w:keepNext/>
-        <w:spacing w:after="40"/>
-        <w:ind w:left="749" w:hanging="749"/>
-      </w:pPr>
-      <w:r>
-        <w:rPr>
-          <w:rFonts w:ascii="Malgun Gothic" w:hAnsi="Malgun Gothic" w:eastAsia="Malgun Gothic"/>
-          <w:b/>
-          <w:color w:val="57534E"/>
-          <w:sz w:val="20"/>
-        </w:rPr>
-        <w:t xml:space="preserve">Scope  </w:t>
-      </w:r>
-      <w:r>
-        <w:rPr>
-          <w:rFonts w:ascii="Malgun Gothic" w:hAnsi="Malgun Gothic" w:eastAsia="Malgun Gothic"/>
-          <w:sz w:val="20"/>
-        </w:rPr>
-        <w:t>WebAuthn registration and sign-in, session, Origin and CSRF checks, database, public deployment</w:t>
-      </w:r>
-    </w:p>
-    <w:p>
-      <w:pPr>
-        <w:keepNext/>
-        <w:spacing w:after="40"/>
-        <w:ind w:left="749" w:hanging="749"/>
-      </w:pPr>
-      <w:r>
-        <w:rPr>
-          <w:rFonts w:ascii="Malgun Gothic" w:hAnsi="Malgun Gothic" w:eastAsia="Malgun Gothic"/>
-          <w:b/>
-          <w:color w:val="57534E"/>
-          <w:sz w:val="20"/>
-        </w:rPr>
         <w:t xml:space="preserve">Result  </w:t>
       </w:r>
       <w:r>
@@ -757,33 +884,10 @@
     </w:p>
     <w:p>
       <w:pPr>
-        <w:keepNext/>
-        <w:spacing w:after="40"/>
-        <w:ind w:left="749" w:hanging="749"/>
-      </w:pPr>
-      <w:r>
-        <w:rPr>
-          <w:rFonts w:ascii="Malgun Gothic" w:hAnsi="Malgun Gothic" w:eastAsia="Malgun Gothic"/>
-          <w:b/>
-          <w:color w:val="57534E"/>
-          <w:sz w:val="20"/>
-        </w:rPr>
-        <w:t xml:space="preserve">Stack  </w:t>
-      </w:r>
-      <w:r>
-        <w:rPr>
-          <w:rFonts w:ascii="Malgun Gothic" w:hAnsi="Malgun Gothic" w:eastAsia="Malgun Gothic"/>
-          <w:sz w:val="20"/>
-        </w:rPr>
-        <w:t>Java 25 · Spring Boot · WebAuthn4J · PostgreSQL · Vercel</w:t>
-      </w:r>
-    </w:p>
-    <w:p>
-      <w:pPr>
         <w:keepNext w:val="0"/>
         <w:spacing w:after="40"/>
       </w:pPr>
-      <w:hyperlink r:id="rId15">
+      <w:hyperlink r:id="rId17">
         <w:r>
           <w:rPr>
             <w:rFonts w:ascii="Malgun Gothic" w:hAnsi="Malgun Gothic" w:eastAsia="Malgun Gothic"/>
@@ -793,24 +897,6 @@
           <w:t>Public repository</w:t>
         </w:r>
       </w:hyperlink>
-    </w:p>
-    <w:p>
-      <w:pPr>
-        <w:keepNext/>
-        <w:spacing w:before="300" w:after="140"/>
-        <w:pBdr>
-          <w:bottom w:val="single" w:sz="6" w:space="4" w:color="D9D9D9"/>
-        </w:pBdr>
-      </w:pPr>
-      <w:r>
-        <w:rPr>
-          <w:rFonts w:ascii="Malgun Gothic" w:hAnsi="Malgun Gothic" w:eastAsia="Malgun Gothic"/>
-          <w:b/>
-          <w:color w:val="1C1917"/>
-          <w:sz w:val="23"/>
-        </w:rPr>
-        <w:t>Other Work</w:t>
-      </w:r>
     </w:p>
     <w:p>
       <w:pPr>
@@ -868,7 +954,7 @@
         <w:keepNext w:val="0"/>
         <w:spacing w:after="40"/>
       </w:pPr>
-      <w:hyperlink r:id="rId16">
+      <w:hyperlink r:id="rId18">
         <w:r>
           <w:rPr>
             <w:rFonts w:ascii="Malgun Gothic" w:hAnsi="Malgun Gothic" w:eastAsia="Malgun Gothic"/>
@@ -887,7 +973,7 @@
         </w:rPr>
         <w:t xml:space="preserve">   ·   </w:t>
       </w:r>
-      <w:hyperlink r:id="rId17">
+      <w:hyperlink r:id="rId19">
         <w:r>
           <w:rPr>
             <w:rFonts w:ascii="Malgun Gothic" w:hAnsi="Malgun Gothic" w:eastAsia="Malgun Gothic"/>
@@ -906,7 +992,7 @@
         </w:rPr>
         <w:t xml:space="preserve">   ·   </w:t>
       </w:r>
-      <w:hyperlink r:id="rId18">
+      <w:hyperlink r:id="rId20">
         <w:r>
           <w:rPr>
             <w:rFonts w:ascii="Malgun Gothic" w:hAnsi="Malgun Gothic" w:eastAsia="Malgun Gothic"/>
@@ -973,7 +1059,7 @@
         <w:keepNext w:val="0"/>
         <w:spacing w:after="40"/>
       </w:pPr>
-      <w:hyperlink r:id="rId19">
+      <w:hyperlink r:id="rId21">
         <w:r>
           <w:rPr>
             <w:rFonts w:ascii="Malgun Gothic" w:hAnsi="Malgun Gothic" w:eastAsia="Malgun Gothic"/>
@@ -1040,7 +1126,7 @@
         <w:keepNext w:val="0"/>
         <w:spacing w:after="40"/>
       </w:pPr>
-      <w:hyperlink r:id="rId20">
+      <w:hyperlink r:id="rId22">
         <w:r>
           <w:rPr>
             <w:rFonts w:ascii="Malgun Gothic" w:hAnsi="Malgun Gothic" w:eastAsia="Malgun Gothic"/>
@@ -1059,7 +1145,7 @@
         </w:rPr>
         <w:t xml:space="preserve">   ·   </w:t>
       </w:r>
-      <w:hyperlink r:id="rId21">
+      <w:hyperlink r:id="rId23">
         <w:r>
           <w:rPr>
             <w:rFonts w:ascii="Malgun Gothic" w:hAnsi="Malgun Gothic" w:eastAsia="Malgun Gothic"/>
@@ -1126,7 +1212,7 @@
         <w:keepNext w:val="0"/>
         <w:spacing w:after="40"/>
       </w:pPr>
-      <w:hyperlink r:id="rId22">
+      <w:hyperlink r:id="rId24">
         <w:r>
           <w:rPr>
             <w:rFonts w:ascii="Malgun Gothic" w:hAnsi="Malgun Gothic" w:eastAsia="Malgun Gothic"/>
@@ -1145,7 +1231,7 @@
         </w:rPr>
         <w:t xml:space="preserve">   ·   </w:t>
       </w:r>
-      <w:hyperlink r:id="rId23">
+      <w:hyperlink r:id="rId25">
         <w:r>
           <w:rPr>
             <w:rFonts w:ascii="Malgun Gothic" w:hAnsi="Malgun Gothic" w:eastAsia="Malgun Gothic"/>

--- a/docs/files/resume-kim-myeongjun-en.docx
+++ b/docs/files/resume-kim-myeongjun-en.docx
@@ -816,24 +816,6 @@
     <w:p>
       <w:pPr>
         <w:keepNext/>
-        <w:spacing w:before="300" w:after="140"/>
-        <w:pBdr>
-          <w:bottom w:val="single" w:sz="6" w:space="4" w:color="D9D9D9"/>
-        </w:pBdr>
-      </w:pPr>
-      <w:r>
-        <w:rPr>
-          <w:rFonts w:ascii="Malgun Gothic" w:hAnsi="Malgun Gothic" w:eastAsia="Malgun Gothic"/>
-          <w:b/>
-          <w:color w:val="1C1917"/>
-          <w:sz w:val="23"/>
-        </w:rPr>
-        <w:t>Other Work</w:t>
-      </w:r>
-    </w:p>
-    <w:p>
-      <w:pPr>
-        <w:keepNext/>
         <w:tabs>
           <w:tab w:pos="9746" w:val="right"/>
         </w:tabs>
@@ -872,6 +854,52 @@
           <w:color w:val="57534E"/>
           <w:sz w:val="20"/>
         </w:rPr>
+        <w:t xml:space="preserve">Role  </w:t>
+      </w:r>
+      <w:r>
+        <w:rPr>
+          <w:rFonts w:ascii="Malgun Gothic" w:hAnsi="Malgun Gothic" w:eastAsia="Malgun Gothic"/>
+          <w:sz w:val="20"/>
+        </w:rPr>
+        <w:t>WebAuthn authentication design · Implementation · Validation · Deployment</w:t>
+      </w:r>
+    </w:p>
+    <w:p>
+      <w:pPr>
+        <w:keepNext/>
+        <w:spacing w:after="40"/>
+        <w:ind w:left="749" w:hanging="749"/>
+      </w:pPr>
+      <w:r>
+        <w:rPr>
+          <w:rFonts w:ascii="Malgun Gothic" w:hAnsi="Malgun Gothic" w:eastAsia="Malgun Gothic"/>
+          <w:b/>
+          <w:color w:val="57534E"/>
+          <w:sz w:val="20"/>
+        </w:rPr>
+        <w:t xml:space="preserve">Scope  </w:t>
+      </w:r>
+      <w:r>
+        <w:rPr>
+          <w:rFonts w:ascii="Malgun Gothic" w:hAnsi="Malgun Gothic" w:eastAsia="Malgun Gothic"/>
+          <w:sz w:val="20"/>
+        </w:rPr>
+        <w:t>WebAuthn registration and sign-in, session, Origin and CSRF checks, database, public deployment</w:t>
+      </w:r>
+    </w:p>
+    <w:p>
+      <w:pPr>
+        <w:keepNext/>
+        <w:spacing w:after="40"/>
+        <w:ind w:left="749" w:hanging="749"/>
+      </w:pPr>
+      <w:r>
+        <w:rPr>
+          <w:rFonts w:ascii="Malgun Gothic" w:hAnsi="Malgun Gothic" w:eastAsia="Malgun Gothic"/>
+          <w:b/>
+          <w:color w:val="57534E"/>
+          <w:sz w:val="20"/>
+        </w:rPr>
         <w:t xml:space="preserve">Result  </w:t>
       </w:r>
       <w:r>
@@ -880,6 +908,29 @@
           <w:sz w:val="20"/>
         </w:rPr>
         <w:t>Met all 47 acceptance criteria and passed 50 tests; zero password fields on public pages, 401 for private requests without a session.</w:t>
+      </w:r>
+    </w:p>
+    <w:p>
+      <w:pPr>
+        <w:keepNext/>
+        <w:spacing w:after="40"/>
+        <w:ind w:left="749" w:hanging="749"/>
+      </w:pPr>
+      <w:r>
+        <w:rPr>
+          <w:rFonts w:ascii="Malgun Gothic" w:hAnsi="Malgun Gothic" w:eastAsia="Malgun Gothic"/>
+          <w:b/>
+          <w:color w:val="57534E"/>
+          <w:sz w:val="20"/>
+        </w:rPr>
+        <w:t xml:space="preserve">Stack  </w:t>
+      </w:r>
+      <w:r>
+        <w:rPr>
+          <w:rFonts w:ascii="Malgun Gothic" w:hAnsi="Malgun Gothic" w:eastAsia="Malgun Gothic"/>
+          <w:sz w:val="20"/>
+        </w:rPr>
+        <w:t>Java 25 · Spring Boot · WebAuthn4J · PostgreSQL · Vercel</w:t>
       </w:r>
     </w:p>
     <w:p>
@@ -897,6 +948,24 @@
           <w:t>Public repository</w:t>
         </w:r>
       </w:hyperlink>
+    </w:p>
+    <w:p>
+      <w:pPr>
+        <w:keepNext/>
+        <w:spacing w:before="300" w:after="140"/>
+        <w:pBdr>
+          <w:bottom w:val="single" w:sz="6" w:space="4" w:color="D9D9D9"/>
+        </w:pBdr>
+      </w:pPr>
+      <w:r>
+        <w:rPr>
+          <w:rFonts w:ascii="Malgun Gothic" w:hAnsi="Malgun Gothic" w:eastAsia="Malgun Gothic"/>
+          <w:b/>
+          <w:color w:val="1C1917"/>
+          <w:sz w:val="23"/>
+        </w:rPr>
+        <w:t>Other Work</w:t>
+      </w:r>
     </w:p>
     <w:p>
       <w:pPr>
@@ -1085,92 +1154,6 @@
           <w:color w:val="1C1917"/>
           <w:sz w:val="22"/>
         </w:rPr>
-        <w:t>GAME PULSE Data Board (ALEPH Assignment 4)</w:t>
-      </w:r>
-      <w:r>
-        <w:rPr>
-          <w:rFonts w:ascii="Malgun Gothic" w:hAnsi="Malgun Gothic" w:eastAsia="Malgun Gothic"/>
-          <w:b w:val="0"/>
-          <w:color w:val="57534E"/>
-          <w:sz w:val="20"/>
-        </w:rPr>
-        <w:tab/>
-        <w:t>2026.08 - 2026.09</w:t>
-      </w:r>
-    </w:p>
-    <w:p>
-      <w:pPr>
-        <w:keepNext/>
-        <w:spacing w:after="40"/>
-        <w:ind w:left="749" w:hanging="749"/>
-      </w:pPr>
-      <w:r>
-        <w:rPr>
-          <w:rFonts w:ascii="Malgun Gothic" w:hAnsi="Malgun Gothic" w:eastAsia="Malgun Gothic"/>
-          <w:b/>
-          <w:color w:val="57534E"/>
-          <w:sz w:val="20"/>
-        </w:rPr>
-        <w:t xml:space="preserve">Result  </w:t>
-      </w:r>
-      <w:r>
-        <w:rPr>
-          <w:rFonts w:ascii="Malgun Gothic" w:hAnsi="Malgun Gothic" w:eastAsia="Malgun Gothic"/>
-          <w:sz w:val="20"/>
-        </w:rPr>
-        <w:t>Passed all 317 regression tests with an audit trail for all 35 assignment conditions.</w:t>
-      </w:r>
-    </w:p>
-    <w:p>
-      <w:pPr>
-        <w:keepNext w:val="0"/>
-        <w:spacing w:after="40"/>
-      </w:pPr>
-      <w:hyperlink r:id="rId22">
-        <w:r>
-          <w:rPr>
-            <w:rFonts w:ascii="Malgun Gothic" w:hAnsi="Malgun Gothic" w:eastAsia="Malgun Gothic"/>
-            <w:color w:val="1D4ED8"/>
-            <w:u w:val="single"/>
-          </w:rPr>
-          <w:t>Try the site</w:t>
-        </w:r>
-      </w:hyperlink>
-      <w:r>
-        <w:rPr>
-          <w:rFonts w:ascii="Malgun Gothic" w:hAnsi="Malgun Gothic" w:eastAsia="Malgun Gothic"/>
-          <w:b w:val="0"/>
-          <w:color w:val="57534E"/>
-          <w:sz w:val="20"/>
-        </w:rPr>
-        <w:t xml:space="preserve">   ·   </w:t>
-      </w:r>
-      <w:hyperlink r:id="rId23">
-        <w:r>
-          <w:rPr>
-            <w:rFonts w:ascii="Malgun Gothic" w:hAnsi="Malgun Gothic" w:eastAsia="Malgun Gothic"/>
-            <w:color w:val="1D4ED8"/>
-            <w:u w:val="single"/>
-          </w:rPr>
-          <w:t>Public repository</w:t>
-        </w:r>
-      </w:hyperlink>
-    </w:p>
-    <w:p>
-      <w:pPr>
-        <w:keepNext/>
-        <w:tabs>
-          <w:tab w:pos="9746" w:val="right"/>
-        </w:tabs>
-        <w:spacing w:before="200" w:after="40"/>
-      </w:pPr>
-      <w:r>
-        <w:rPr>
-          <w:rFonts w:ascii="Malgun Gothic" w:hAnsi="Malgun Gothic" w:eastAsia="Malgun Gothic"/>
-          <w:b/>
-          <w:color w:val="1C1917"/>
-          <w:sz w:val="22"/>
-        </w:rPr>
         <w:t>SOC SHIFT:30 Alert-Triage Game (ALEPH Assignment 2)</w:t>
       </w:r>
       <w:r>
@@ -1212,7 +1195,7 @@
         <w:keepNext w:val="0"/>
         <w:spacing w:after="40"/>
       </w:pPr>
-      <w:hyperlink r:id="rId24">
+      <w:hyperlink r:id="rId22">
         <w:r>
           <w:rPr>
             <w:rFonts w:ascii="Malgun Gothic" w:hAnsi="Malgun Gothic" w:eastAsia="Malgun Gothic"/>
@@ -1231,7 +1214,7 @@
         </w:rPr>
         <w:t xml:space="preserve">   ·   </w:t>
       </w:r>
-      <w:hyperlink r:id="rId25">
+      <w:hyperlink r:id="rId23">
         <w:r>
           <w:rPr>
             <w:rFonts w:ascii="Malgun Gothic" w:hAnsi="Malgun Gothic" w:eastAsia="Malgun Gothic"/>

--- a/docs/files/resume-kim-myeongjun-en.docx
+++ b/docs/files/resume-kim-myeongjun-en.docx
@@ -179,7 +179,7 @@
           <w:rFonts w:ascii="Malgun Gothic" w:hAnsi="Malgun Gothic" w:eastAsia="Malgun Gothic"/>
           <w:sz w:val="21"/>
         </w:rPr>
-        <w:t>Verified on 2,830,743 CICIDS2017 records how the data split changes detection performance (Macro F1 0.9979 → 0.3871), and published the paper with reproducible materials.</w:t>
+        <w:t>Verified on 2,830,743 CICIDS2017 records how the data split changes detection (Macro F1 0.9979 → 0.3871), published the paper, and built ExplainSOC to check security-AI performance claims.</w:t>
       </w:r>
     </w:p>
     <w:p>
@@ -982,7 +982,7 @@
           <w:color w:val="1C1917"/>
           <w:sz w:val="22"/>
         </w:rPr>
-        <w:t>AI Handoff Without Sharing the Conversation (ALEPH Assignment 5)</w:t>
+        <w:t>Plan–Do–See Diary Account Authentication (ALEPH Assignment 7)</w:t>
       </w:r>
       <w:r>
         <w:rPr>
@@ -992,7 +992,7 @@
           <w:sz w:val="20"/>
         </w:rPr>
         <w:tab/>
-        <w:t>2026.08 - 2026.09</w:t>
+        <w:t>2026.09</w:t>
       </w:r>
     </w:p>
     <w:p>
@@ -1015,7 +1015,7 @@
           <w:rFonts w:ascii="Malgun Gothic" w:hAnsi="Malgun Gothic" w:eastAsia="Malgun Gothic"/>
           <w:sz w:val="20"/>
         </w:rPr>
-        <w:t>Passed all 10 fixed checks; 85 unit and 38 E2E tests stayed green with no human code fixes.</w:t>
+        <w:t>Passed 319 back-end and 76 front-end tests, with request/response evidence that access to other accounts' data and reused tokens are rejected.</w:t>
       </w:r>
     </w:p>
     <w:p>
@@ -1030,7 +1030,7 @@
             <w:color w:val="1D4ED8"/>
             <w:u w:val="single"/>
           </w:rPr>
-          <w:t>Try the site</w:t>
+          <w:t>Try the service (slow first load)</w:t>
         </w:r>
       </w:hyperlink>
       <w:r>
@@ -1049,7 +1049,7 @@
             <w:color w:val="1D4ED8"/>
             <w:u w:val="single"/>
           </w:rPr>
-          <w:t>Handoff results</w:t>
+          <w:t>Authentication guide</w:t>
         </w:r>
       </w:hyperlink>
       <w:r>
